--- a/docao5/Reflexoes_2016_posts_content.docx
+++ b/docao5/Reflexoes_2016_posts_content.docx
@@ -12,9 +12,6 @@
       </w:r>
     </w:p>
     <w:p>
-      <w:r>
-        <w:t xml:space="preserve">URL: </w:t>
-      </w:r>
       <w:hyperlink r:id="rId9">
         <w:r>
           <w:t>http://www.reflexoesdofilosofo.blog.br/2016/12/feliz-2017.html</w:t>
@@ -109,9 +106,6 @@
       </w:r>
     </w:p>
     <w:p>
-      <w:r>
-        <w:t xml:space="preserve">URL: </w:t>
-      </w:r>
       <w:hyperlink r:id="rId10">
         <w:r>
           <w:t>http://www.reflexoesdofilosofo.blog.br/2016/12/movimento-filosofico.html</w:t>
@@ -184,9 +178,6 @@
       </w:r>
     </w:p>
     <w:p>
-      <w:r>
-        <w:t xml:space="preserve">URL: </w:t>
-      </w:r>
       <w:hyperlink r:id="rId11">
         <w:r>
           <w:t>http://www.reflexoesdofilosofo.blog.br/2016/11/o-existencialismo-e-um-humanismo.html</w:t>
@@ -411,9 +402,6 @@
       </w:r>
     </w:p>
     <w:p>
-      <w:r>
-        <w:t xml:space="preserve">URL: </w:t>
-      </w:r>
       <w:hyperlink r:id="rId12">
         <w:r>
           <w:t>http://www.reflexoesdofilosofo.blog.br/2016/11/lar-doce-lar.html</w:t>
@@ -529,9 +517,6 @@
       </w:r>
     </w:p>
     <w:p>
-      <w:r>
-        <w:t xml:space="preserve">URL: </w:t>
-      </w:r>
       <w:hyperlink r:id="rId13">
         <w:r>
           <w:t>http://www.reflexoesdofilosofo.blog.br/2016/10/escola-e-melhor-do-que-lidar-com-merda.html</w:t>
@@ -698,9 +683,6 @@
       </w:r>
     </w:p>
     <w:p>
-      <w:r>
-        <w:t xml:space="preserve">URL: </w:t>
-      </w:r>
       <w:hyperlink r:id="rId14">
         <w:r>
           <w:t>http://www.reflexoesdofilosofo.blog.br/2016/10/o-homem-e-rua-e-rua-e-o-homem.html</w:t>
@@ -827,9 +809,6 @@
       </w:r>
     </w:p>
     <w:p>
-      <w:r>
-        <w:t xml:space="preserve">URL: </w:t>
-      </w:r>
       <w:hyperlink r:id="rId15">
         <w:r>
           <w:t>http://www.reflexoesdofilosofo.blog.br/2016/10/uma-nova-imagem.html</w:t>
@@ -914,9 +893,6 @@
       </w:r>
     </w:p>
     <w:p>
-      <w:r>
-        <w:t xml:space="preserve">URL: </w:t>
-      </w:r>
       <w:hyperlink r:id="rId16">
         <w:r>
           <w:t>http://www.reflexoesdofilosofo.blog.br/2016/09/desenvolvimento-ou-constituicao-do.html</w:t>
@@ -1042,9 +1018,6 @@
       </w:r>
     </w:p>
     <w:p>
-      <w:r>
-        <w:t xml:space="preserve">URL: </w:t>
-      </w:r>
       <w:hyperlink r:id="rId17">
         <w:r>
           <w:t>http://www.reflexoesdofilosofo.blog.br/2016/09/filosofia-no-brasil-presa-no-passado-e.html</w:t>
@@ -1190,9 +1163,6 @@
       </w:r>
     </w:p>
     <w:p>
-      <w:r>
-        <w:t xml:space="preserve">URL: </w:t>
-      </w:r>
       <w:hyperlink r:id="rId18">
         <w:r>
           <w:t>http://www.reflexoesdofilosofo.blog.br/2016/09/muitos-domingos.html</w:t>
@@ -1261,9 +1231,6 @@
       </w:r>
     </w:p>
     <w:p>
-      <w:r>
-        <w:t xml:space="preserve">URL: </w:t>
-      </w:r>
       <w:hyperlink r:id="rId19">
         <w:r>
           <w:t>http://www.reflexoesdofilosofo.blog.br/2016/09/discurso-laureado.html</w:t>
@@ -1372,9 +1339,6 @@
       </w:r>
     </w:p>
     <w:p>
-      <w:r>
-        <w:t xml:space="preserve">URL: </w:t>
-      </w:r>
       <w:hyperlink r:id="rId20">
         <w:r>
           <w:t>http://www.reflexoesdofilosofo.blog.br/2016/09/o-que-e-estrutural.html</w:t>
@@ -1515,9 +1479,6 @@
       </w:r>
     </w:p>
     <w:p>
-      <w:r>
-        <w:t xml:space="preserve">URL: </w:t>
-      </w:r>
       <w:hyperlink r:id="rId21">
         <w:r>
           <w:t>http://www.reflexoesdofilosofo.blog.br/2016/09/qual-classe-morfologica-da-filosofia.html</w:t>
@@ -1701,9 +1662,6 @@
       </w:r>
     </w:p>
     <w:p>
-      <w:r>
-        <w:t xml:space="preserve">URL: </w:t>
-      </w:r>
       <w:hyperlink r:id="rId22">
         <w:r>
           <w:t>http://www.reflexoesdofilosofo.blog.br/2016/09/cinco-licoes-de-psicanalise.html</w:t>
@@ -2069,9 +2027,6 @@
       </w:r>
     </w:p>
     <w:p>
-      <w:r>
-        <w:t xml:space="preserve">URL: </w:t>
-      </w:r>
       <w:hyperlink r:id="rId23">
         <w:r>
           <w:t>http://www.reflexoesdofilosofo.blog.br/2016/08/historia-e-educacao-para-surdos.html</w:t>
@@ -2227,9 +2182,6 @@
       </w:r>
     </w:p>
     <w:p>
-      <w:r>
-        <w:t xml:space="preserve">URL: </w:t>
-      </w:r>
       <w:hyperlink r:id="rId24">
         <w:r>
           <w:t>http://www.reflexoesdofilosofo.blog.br/2016/08/e-preciso-fazer-algo-pelo-mundo.html</w:t>
@@ -2325,9 +2277,6 @@
       </w:r>
     </w:p>
     <w:p>
-      <w:r>
-        <w:t xml:space="preserve">URL: </w:t>
-      </w:r>
       <w:hyperlink r:id="rId25">
         <w:r>
           <w:t>http://www.reflexoesdofilosofo.blog.br/2016/07/liberdade-politica.html</w:t>
@@ -2428,9 +2377,6 @@
       </w:r>
     </w:p>
     <w:p>
-      <w:r>
-        <w:t xml:space="preserve">URL: </w:t>
-      </w:r>
       <w:hyperlink r:id="rId26">
         <w:r>
           <w:t>http://www.reflexoesdofilosofo.blog.br/2016/07/os-erros-morais-kantianos-e-dos.html</w:t>
@@ -2759,9 +2705,6 @@
       </w:r>
     </w:p>
     <w:p>
-      <w:r>
-        <w:t xml:space="preserve">URL: </w:t>
-      </w:r>
       <w:hyperlink r:id="rId27">
         <w:r>
           <w:t>http://www.reflexoesdofilosofo.blog.br/2016/07/o-auto-dever-e-uma-aberracao-segundo.html</w:t>
@@ -2869,9 +2812,6 @@
       </w:r>
     </w:p>
     <w:p>
-      <w:r>
-        <w:t xml:space="preserve">URL: </w:t>
-      </w:r>
       <w:hyperlink r:id="rId28">
         <w:r>
           <w:t>http://www.reflexoesdofilosofo.blog.br/2016/06/kant-e-o-passe-de-magica-na-base-do.html</w:t>
@@ -3010,9 +2950,6 @@
       </w:r>
     </w:p>
     <w:p>
-      <w:r>
-        <w:t xml:space="preserve">URL: </w:t>
-      </w:r>
       <w:hyperlink r:id="rId29">
         <w:r>
           <w:t>http://www.reflexoesdofilosofo.blog.br/2016/06/introducao-ao-fundamento-da-moral-em.html</w:t>
@@ -3139,9 +3076,6 @@
       </w:r>
     </w:p>
     <w:p>
-      <w:r>
-        <w:t xml:space="preserve">URL: </w:t>
-      </w:r>
       <w:hyperlink r:id="rId30">
         <w:r>
           <w:t>http://www.reflexoesdofilosofo.blog.br/2016/06/teologia-aristotelica.html</w:t>
@@ -3311,9 +3245,6 @@
       </w:r>
     </w:p>
     <w:p>
-      <w:r>
-        <w:t xml:space="preserve">URL: </w:t>
-      </w:r>
       <w:hyperlink r:id="rId31">
         <w:r>
           <w:t>http://www.reflexoesdofilosofo.blog.br/2016/06/um-caminho-para-liberdade-em-kant.html</w:t>
@@ -3555,9 +3486,6 @@
       </w:r>
     </w:p>
     <w:p>
-      <w:r>
-        <w:t xml:space="preserve">URL: </w:t>
-      </w:r>
       <w:hyperlink r:id="rId32">
         <w:r>
           <w:t>http://www.reflexoesdofilosofo.blog.br/2016/06/consideracoes-gerais-sobre-filosofia-da.html</w:t>
@@ -3714,9 +3642,6 @@
       </w:r>
     </w:p>
     <w:p>
-      <w:r>
-        <w:t xml:space="preserve">URL: </w:t>
-      </w:r>
       <w:hyperlink r:id="rId33">
         <w:r>
           <w:t>http://www.reflexoesdofilosofo.blog.br/2016/05/culpa-e-desespero.html</w:t>
@@ -3820,9 +3745,6 @@
       </w:r>
     </w:p>
     <w:p>
-      <w:r>
-        <w:t xml:space="preserve">URL: </w:t>
-      </w:r>
       <w:hyperlink r:id="rId34">
         <w:r>
           <w:t>http://www.reflexoesdofilosofo.blog.br/2016/05/sobre-molecula-ideagenica-produtora-de.html</w:t>
@@ -3975,9 +3897,6 @@
       </w:r>
     </w:p>
     <w:p>
-      <w:r>
-        <w:t xml:space="preserve">URL: </w:t>
-      </w:r>
       <w:hyperlink r:id="rId35">
         <w:r>
           <w:t>http://www.reflexoesdofilosofo.blog.br/2016/05/a-informacao-como-lei-da-consciencia.html</w:t>
@@ -4151,9 +4070,6 @@
       </w:r>
     </w:p>
     <w:p>
-      <w:r>
-        <w:t xml:space="preserve">URL: </w:t>
-      </w:r>
       <w:hyperlink r:id="rId36">
         <w:r>
           <w:t>http://www.reflexoesdofilosofo.blog.br/2016/05/o-tratado-das-categorias-de-aristoteles.html</w:t>
@@ -4314,9 +4230,6 @@
       </w:r>
     </w:p>
     <w:p>
-      <w:r>
-        <w:t xml:space="preserve">URL: </w:t>
-      </w:r>
       <w:hyperlink r:id="rId37">
         <w:r>
           <w:t>http://www.reflexoesdofilosofo.blog.br/2016/04/liberdade-um-nada-ontologico.html</w:t>
@@ -4426,9 +4339,6 @@
       </w:r>
     </w:p>
     <w:p>
-      <w:r>
-        <w:t xml:space="preserve">URL: </w:t>
-      </w:r>
       <w:hyperlink r:id="rId38">
         <w:r>
           <w:t>http://www.reflexoesdofilosofo.blog.br/2016/04/mundo-sem-qualidades.html</w:t>
@@ -4560,9 +4470,6 @@
       </w:r>
     </w:p>
     <w:p>
-      <w:r>
-        <w:t xml:space="preserve">URL: </w:t>
-      </w:r>
       <w:hyperlink r:id="rId39">
         <w:r>
           <w:t>http://www.reflexoesdofilosofo.blog.br/2016/04/transicao-da-metafisica-dos-costumes.html</w:t>
@@ -4864,9 +4771,6 @@
       </w:r>
     </w:p>
     <w:p>
-      <w:r>
-        <w:t xml:space="preserve">URL: </w:t>
-      </w:r>
       <w:hyperlink r:id="rId40">
         <w:r>
           <w:t>http://www.reflexoesdofilosofo.blog.br/2016/04/notas-sobre-o-paralelismo-psicofisico.html</w:t>
@@ -5042,9 +4946,6 @@
       </w:r>
     </w:p>
     <w:p>
-      <w:r>
-        <w:t xml:space="preserve">URL: </w:t>
-      </w:r>
       <w:hyperlink r:id="rId41">
         <w:r>
           <w:t>http://www.reflexoesdofilosofo.blog.br/2016/04/plotino-exegeta-de-aristoteles.html</w:t>
@@ -5192,9 +5093,6 @@
       </w:r>
     </w:p>
     <w:p>
-      <w:r>
-        <w:t xml:space="preserve">URL: </w:t>
-      </w:r>
       <w:hyperlink r:id="rId42">
         <w:r>
           <w:t>http://www.reflexoesdofilosofo.blog.br/2016/03/essencia-verde-e-amarela.html</w:t>
@@ -5319,9 +5217,6 @@
       </w:r>
     </w:p>
     <w:p>
-      <w:r>
-        <w:t xml:space="preserve">URL: </w:t>
-      </w:r>
       <w:hyperlink r:id="rId43">
         <w:r>
           <w:t>http://www.reflexoesdofilosofo.blog.br/2016/03/prefacio-da-segunda-edicao.html</w:t>
@@ -5669,9 +5564,6 @@
       </w:r>
     </w:p>
     <w:p>
-      <w:r>
-        <w:t xml:space="preserve">URL: </w:t>
-      </w:r>
       <w:hyperlink r:id="rId44">
         <w:r>
           <w:t>http://www.reflexoesdofilosofo.blog.br/2016/03/forma-e-substancia-um-ensaio.html</w:t>
@@ -5786,9 +5678,6 @@
       </w:r>
     </w:p>
     <w:p>
-      <w:r>
-        <w:t xml:space="preserve">URL: </w:t>
-      </w:r>
       <w:hyperlink r:id="rId45">
         <w:r>
           <w:t>http://www.reflexoesdofilosofo.blog.br/2016/03/critica-da-razao-pura-prefacio-da.html</w:t>
@@ -6034,9 +5923,6 @@
       </w:r>
     </w:p>
     <w:p>
-      <w:r>
-        <w:t xml:space="preserve">URL: </w:t>
-      </w:r>
       <w:hyperlink r:id="rId46">
         <w:r>
           <w:t>http://www.reflexoesdofilosofo.blog.br/2016/03/a-primeira-doutrina-da-substancia.html</w:t>
@@ -6334,9 +6220,6 @@
       </w:r>
     </w:p>
     <w:p>
-      <w:r>
-        <w:t xml:space="preserve">URL: </w:t>
-      </w:r>
       <w:hyperlink r:id="rId47">
         <w:r>
           <w:t>http://www.reflexoesdofilosofo.blog.br/2016/03/da-para-desatar-o-no-do-mundo.html</w:t>
@@ -6523,9 +6406,6 @@
       </w:r>
     </w:p>
     <w:p>
-      <w:r>
-        <w:t xml:space="preserve">URL: </w:t>
-      </w:r>
       <w:hyperlink r:id="rId48">
         <w:r>
           <w:t>http://www.reflexoesdofilosofo.blog.br/2016/02/haveria-independencia-entre-mente-e-o.html</w:t>
@@ -6631,9 +6511,6 @@
       </w:r>
     </w:p>
     <w:p>
-      <w:r>
-        <w:t xml:space="preserve">URL: </w:t>
-      </w:r>
       <w:hyperlink r:id="rId49">
         <w:r>
           <w:t>http://www.reflexoesdofilosofo.blog.br/2016/02/pontuando-moral-kantiana.html</w:t>
@@ -6752,9 +6629,6 @@
       </w:r>
     </w:p>
     <w:p>
-      <w:r>
-        <w:t xml:space="preserve">URL: </w:t>
-      </w:r>
       <w:hyperlink r:id="rId50">
         <w:r>
           <w:t>http://www.reflexoesdofilosofo.blog.br/2016/02/tenue-razao.html</w:t>
@@ -6818,9 +6692,6 @@
       </w:r>
     </w:p>
     <w:p>
-      <w:r>
-        <w:t xml:space="preserve">URL: </w:t>
-      </w:r>
       <w:hyperlink r:id="rId51">
         <w:r>
           <w:t>http://www.reflexoesdofilosofo.blog.br/2016/02/projeto-capitalismo-e-esquizofrenia.html</w:t>
@@ -6980,9 +6851,6 @@
       </w:r>
     </w:p>
     <w:p>
-      <w:r>
-        <w:t xml:space="preserve">URL: </w:t>
-      </w:r>
       <w:hyperlink r:id="rId52">
         <w:r>
           <w:t>http://www.reflexoesdofilosofo.blog.br/2016/02/minuto-de-silencio.html</w:t>
@@ -7083,9 +6951,6 @@
       </w:r>
     </w:p>
     <w:p>
-      <w:r>
-        <w:t xml:space="preserve">URL: </w:t>
-      </w:r>
       <w:hyperlink r:id="rId53">
         <w:r>
           <w:t>http://www.reflexoesdofilosofo.blog.br/2016/02/imagem-com-semelhanca-e-imagem-sem.html</w:t>
@@ -7343,9 +7208,6 @@
       </w:r>
     </w:p>
     <w:p>
-      <w:r>
-        <w:t xml:space="preserve">URL: </w:t>
-      </w:r>
       <w:hyperlink r:id="rId54">
         <w:r>
           <w:t>http://www.reflexoesdofilosofo.blog.br/2016/01/a-imanencia-uma-vida.html</w:t>
@@ -7539,9 +7401,6 @@
       </w:r>
     </w:p>
     <w:p>
-      <w:r>
-        <w:t xml:space="preserve">URL: </w:t>
-      </w:r>
       <w:hyperlink r:id="rId55">
         <w:r>
           <w:t>http://www.reflexoesdofilosofo.blog.br/2016/01/estruturas-inconscientes-transcendentes.html</w:t>
